--- a/Lógica e Algorítimo/Exercícios/lista-de-exercicios/Atividade.docx
+++ b/Lógica e Algorítimo/Exercícios/lista-de-exercicios/Atividade.docx
@@ -3,23 +3,1561 @@
 <w:document xmlns:wpc="http://schemas.microsoft.com/office/word/2010/wordprocessingCanvas" xmlns:cx="http://schemas.microsoft.com/office/drawing/2014/chartex" xmlns:cx1="http://schemas.microsoft.com/office/drawing/2015/9/8/chartex" xmlns:cx2="http://schemas.microsoft.com/office/drawing/2015/10/21/chartex" xmlns:cx3="http://schemas.microsoft.com/office/drawing/2016/5/9/chartex" xmlns:cx4="http://schemas.microsoft.com/office/drawing/2016/5/10/chartex" xmlns:cx5="http://schemas.microsoft.com/office/drawing/2016/5/11/chartex" xmlns:cx6="http://schemas.microsoft.com/office/drawing/2016/5/12/chartex" xmlns:cx7="http://schemas.microsoft.com/office/drawing/2016/5/13/chartex" xmlns:cx8="http://schemas.microsoft.com/office/drawing/2016/5/14/chartex" xmlns:mc="http://schemas.openxmlformats.org/markup-compatibility/2006" xmlns:aink="http://schemas.microsoft.com/office/drawing/2016/ink" xmlns:am3d="http://schemas.microsoft.com/office/drawing/2017/model3d" xmlns:o="urn:schemas-microsoft-com:office:office" xmlns:r="http://schemas.openxmlformats.org/officeDocument/2006/relationships" xmlns:m="http://schemas.openxmlformats.org/officeDocument/2006/math" xmlns:v="urn:schemas-microsoft-com:vml" xmlns:wp14="http://schemas.microsoft.com/office/word/2010/wordprocessingDrawing" xmlns:wp="http://schemas.openxmlformats.org/drawingml/2006/wordprocessingDrawing" xmlns:w10="urn:schemas-microsoft-com:office:word" xmlns:w="http://schemas.openxmlformats.org/wordprocessingml/2006/main" xmlns:w14="http://schemas.microsoft.com/office/word/2010/wordml" xmlns:w15="http://schemas.microsoft.com/office/word/2012/wordml" xmlns:w16cex="http://schemas.microsoft.com/office/word/2018/wordml/cex" xmlns:w16cid="http://schemas.microsoft.com/office/word/2016/wordml/cid" xmlns:w16="http://schemas.microsoft.com/office/word/2018/wordml" xmlns:w16sdtdh="http://schemas.microsoft.com/office/word/2020/wordml/sdtdatahash" xmlns:w16se="http://schemas.microsoft.com/office/word/2015/wordml/symex" xmlns:wpg="http://schemas.microsoft.com/office/word/2010/wordprocessingGroup" xmlns:wpi="http://schemas.microsoft.com/office/word/2010/wordprocessingInk" xmlns:wne="http://schemas.microsoft.com/office/word/2006/wordml" xmlns:wps="http://schemas.microsoft.com/office/word/2010/wordprocessingShape" mc:Ignorable="w14 w15 w16se w16cid w16 w16cex w16sdtdh wp14">
   <w:body>
     <w:p>
-      <w:r>
+      <w:pPr>
+        <w:rPr>
+          <w:b/>
+          <w:bCs/>
+        </w:rPr>
+      </w:pPr>
+      <w:r>
+        <w:rPr>
+          <w:b/>
+          <w:bCs/>
+        </w:rPr>
         <w:t xml:space="preserve">Atividade – Lógica e </w:t>
       </w:r>
       <w:proofErr w:type="spellStart"/>
       <w:r>
+        <w:rPr>
+          <w:b/>
+          <w:bCs/>
+        </w:rPr>
         <w:t>Algorítimo</w:t>
       </w:r>
       <w:proofErr w:type="spellEnd"/>
-    </w:p>
-    <w:p>
-      <w:r>
-        <w:t>Resolução dos 6 problemas propostos em pseudocódigo, fluxograma e em linguagem c++.</w:t>
-      </w:r>
-    </w:p>
-    <w:p>
-      <w:r>
-        <w:t>1-</w:t>
+      <w:r>
+        <w:rPr>
+          <w:b/>
+          <w:bCs/>
+        </w:rPr>
+        <w:t xml:space="preserve">     Aluno – Jonas Albuquerque Cândido </w:t>
+      </w:r>
+    </w:p>
+    <w:p>
+      <w:r>
+        <w:t xml:space="preserve">Resolução dos 6 problemas propostos em </w:t>
+      </w:r>
+      <w:r>
+        <w:t xml:space="preserve">linguagem c++, </w:t>
+      </w:r>
+      <w:r>
+        <w:t>pseudocódigo</w:t>
+      </w:r>
+      <w:r>
+        <w:t xml:space="preserve"> e</w:t>
+      </w:r>
+      <w:r>
+        <w:t xml:space="preserve"> fluxograma</w:t>
+      </w:r>
+      <w:r>
+        <w:t>;</w:t>
+      </w:r>
+    </w:p>
+    <w:p>
+      <w:pPr>
+        <w:rPr>
+          <w:noProof/>
+        </w:rPr>
+      </w:pPr>
+      <w:r>
+        <w:rPr>
+          <w:b/>
+          <w:bCs/>
+          <w:noProof/>
+        </w:rPr>
+        <w:t>Ex 1 –</w:t>
+      </w:r>
+      <w:r>
+        <w:rPr>
+          <w:noProof/>
+        </w:rPr>
+        <w:t xml:space="preserve"> </w:t>
+      </w:r>
+      <w:r>
+        <w:rPr>
+          <w:b/>
+          <w:bCs/>
+          <w:noProof/>
+        </w:rPr>
+        <w:t>C++</w:t>
+      </w:r>
+      <w:r>
+        <w:rPr>
+          <w:noProof/>
+        </w:rPr>
+        <w:t>:</w:t>
+      </w:r>
+    </w:p>
+    <w:p>
+      <w:r>
+        <w:rPr>
+          <w:noProof/>
+        </w:rPr>
+        <w:drawing>
+          <wp:inline distT="0" distB="0" distL="0" distR="0" wp14:anchorId="0F4C0B03" wp14:editId="3D7ECF2D">
+            <wp:extent cx="4754880" cy="2209165"/>
+            <wp:effectExtent l="0" t="0" r="7620" b="635"/>
+            <wp:docPr id="12" name="Imagem 12"/>
+            <wp:cNvGraphicFramePr>
+              <a:graphicFrameLocks xmlns:a="http://schemas.openxmlformats.org/drawingml/2006/main" noChangeAspect="1"/>
+            </wp:cNvGraphicFramePr>
+            <a:graphic xmlns:a="http://schemas.openxmlformats.org/drawingml/2006/main">
+              <a:graphicData uri="http://schemas.openxmlformats.org/drawingml/2006/picture">
+                <pic:pic xmlns:pic="http://schemas.openxmlformats.org/drawingml/2006/picture">
+                  <pic:nvPicPr>
+                    <pic:cNvPr id="0" name="Picture 12"/>
+                    <pic:cNvPicPr>
+                      <a:picLocks noChangeAspect="1" noChangeArrowheads="1"/>
+                    </pic:cNvPicPr>
+                  </pic:nvPicPr>
+                  <pic:blipFill>
+                    <a:blip r:embed="rId4">
+                      <a:extLst>
+                        <a:ext uri="{28A0092B-C50C-407E-A947-70E740481C1C}">
+                          <a14:useLocalDpi xmlns:a14="http://schemas.microsoft.com/office/drawing/2010/main" val="0"/>
+                        </a:ext>
+                      </a:extLst>
+                    </a:blip>
+                    <a:srcRect/>
+                    <a:stretch>
+                      <a:fillRect/>
+                    </a:stretch>
+                  </pic:blipFill>
+                  <pic:spPr bwMode="auto">
+                    <a:xfrm>
+                      <a:off x="0" y="0"/>
+                      <a:ext cx="4754880" cy="2209165"/>
+                    </a:xfrm>
+                    <a:prstGeom prst="rect">
+                      <a:avLst/>
+                    </a:prstGeom>
+                    <a:noFill/>
+                    <a:ln>
+                      <a:noFill/>
+                    </a:ln>
+                  </pic:spPr>
+                </pic:pic>
+              </a:graphicData>
+            </a:graphic>
+          </wp:inline>
+        </w:drawing>
+      </w:r>
+    </w:p>
+    <w:p>
+      <w:r>
+        <w:rPr>
+          <w:b/>
+          <w:bCs/>
+        </w:rPr>
+        <w:t>Pseudocódigo</w:t>
+      </w:r>
+      <w:r>
+        <w:t>:</w:t>
+      </w:r>
+    </w:p>
+    <w:p>
+      <w:r>
+        <w:t>INÍCIO</w:t>
+      </w:r>
+    </w:p>
+    <w:p>
+      <w:r>
+        <w:t>Declarar n1, n2, soma como inteiros</w:t>
+      </w:r>
+    </w:p>
+    <w:p>
+      <w:r>
+        <w:t>Escrever "Digite um número:"</w:t>
+      </w:r>
+    </w:p>
+    <w:p>
+      <w:r>
+        <w:t>Ler n1</w:t>
+      </w:r>
+    </w:p>
+    <w:p>
+      <w:r>
+        <w:t>Escrever "Digite o segundo número:"</w:t>
+      </w:r>
+    </w:p>
+    <w:p>
+      <w:r>
+        <w:t>Ler n2</w:t>
+      </w:r>
+    </w:p>
+    <w:p>
+      <w:r>
+        <w:t>soma ← n1 + n2</w:t>
+      </w:r>
+    </w:p>
+    <w:p>
+      <w:r>
+        <w:t>Escrever "A soma de", n1, "e", n2, "é:", soma</w:t>
+      </w:r>
+    </w:p>
+    <w:p>
+      <w:r>
+        <w:t>FIM</w:t>
+      </w:r>
+    </w:p>
+    <w:p>
+      <w:pPr>
+        <w:rPr>
+          <w:b/>
+          <w:bCs/>
+        </w:rPr>
+      </w:pPr>
+      <w:r>
+        <w:rPr>
+          <w:b/>
+          <w:bCs/>
+        </w:rPr>
+        <w:t>Fluxograma:</w:t>
+      </w:r>
+    </w:p>
+    <w:p>
+      <w:pPr>
+        <w:rPr>
+          <w:b/>
+          <w:bCs/>
+        </w:rPr>
+      </w:pPr>
+      <w:r>
+        <w:rPr>
+          <w:b/>
+          <w:bCs/>
+          <w:noProof/>
+        </w:rPr>
+        <w:drawing>
+          <wp:inline distT="0" distB="0" distL="0" distR="0" wp14:anchorId="50C8595E" wp14:editId="096A818C">
+            <wp:extent cx="1198284" cy="2560320"/>
+            <wp:effectExtent l="0" t="0" r="1905" b="0"/>
+            <wp:docPr id="21" name="Imagem 21"/>
+            <wp:cNvGraphicFramePr>
+              <a:graphicFrameLocks xmlns:a="http://schemas.openxmlformats.org/drawingml/2006/main" noChangeAspect="1"/>
+            </wp:cNvGraphicFramePr>
+            <a:graphic xmlns:a="http://schemas.openxmlformats.org/drawingml/2006/main">
+              <a:graphicData uri="http://schemas.openxmlformats.org/drawingml/2006/picture">
+                <pic:pic xmlns:pic="http://schemas.openxmlformats.org/drawingml/2006/picture">
+                  <pic:nvPicPr>
+                    <pic:cNvPr id="0" name="Picture 21"/>
+                    <pic:cNvPicPr>
+                      <a:picLocks noChangeAspect="1" noChangeArrowheads="1"/>
+                    </pic:cNvPicPr>
+                  </pic:nvPicPr>
+                  <pic:blipFill>
+                    <a:blip r:embed="rId5">
+                      <a:extLst>
+                        <a:ext uri="{28A0092B-C50C-407E-A947-70E740481C1C}">
+                          <a14:useLocalDpi xmlns:a14="http://schemas.microsoft.com/office/drawing/2010/main" val="0"/>
+                        </a:ext>
+                      </a:extLst>
+                    </a:blip>
+                    <a:srcRect/>
+                    <a:stretch>
+                      <a:fillRect/>
+                    </a:stretch>
+                  </pic:blipFill>
+                  <pic:spPr bwMode="auto">
+                    <a:xfrm>
+                      <a:off x="0" y="0"/>
+                      <a:ext cx="1215455" cy="2597008"/>
+                    </a:xfrm>
+                    <a:prstGeom prst="rect">
+                      <a:avLst/>
+                    </a:prstGeom>
+                    <a:noFill/>
+                    <a:ln>
+                      <a:noFill/>
+                    </a:ln>
+                  </pic:spPr>
+                </pic:pic>
+              </a:graphicData>
+            </a:graphic>
+          </wp:inline>
+        </w:drawing>
+      </w:r>
+    </w:p>
+    <w:p>
+      <w:pPr>
+        <w:rPr>
+          <w:b/>
+          <w:bCs/>
+        </w:rPr>
+      </w:pPr>
+      <w:proofErr w:type="spellStart"/>
+      <w:r>
+        <w:rPr>
+          <w:b/>
+          <w:bCs/>
+        </w:rPr>
+        <w:lastRenderedPageBreak/>
+        <w:t>Ex</w:t>
+      </w:r>
+      <w:proofErr w:type="spellEnd"/>
+      <w:r>
+        <w:rPr>
+          <w:b/>
+          <w:bCs/>
+        </w:rPr>
+        <w:t xml:space="preserve"> 2 - </w:t>
+      </w:r>
+      <w:r>
+        <w:rPr>
+          <w:b/>
+          <w:bCs/>
+          <w:noProof/>
+        </w:rPr>
+        <w:t>C++:</w:t>
+      </w:r>
+    </w:p>
+    <w:p>
+      <w:r>
+        <w:rPr>
+          <w:noProof/>
+        </w:rPr>
+        <w:drawing>
+          <wp:inline distT="0" distB="0" distL="0" distR="0" wp14:anchorId="24CAB671" wp14:editId="73D100D2">
+            <wp:extent cx="5398770" cy="1689735"/>
+            <wp:effectExtent l="0" t="0" r="0" b="5715"/>
+            <wp:docPr id="13" name="Imagem 13"/>
+            <wp:cNvGraphicFramePr>
+              <a:graphicFrameLocks xmlns:a="http://schemas.openxmlformats.org/drawingml/2006/main" noChangeAspect="1"/>
+            </wp:cNvGraphicFramePr>
+            <a:graphic xmlns:a="http://schemas.openxmlformats.org/drawingml/2006/main">
+              <a:graphicData uri="http://schemas.openxmlformats.org/drawingml/2006/picture">
+                <pic:pic xmlns:pic="http://schemas.openxmlformats.org/drawingml/2006/picture">
+                  <pic:nvPicPr>
+                    <pic:cNvPr id="0" name="Picture 13"/>
+                    <pic:cNvPicPr>
+                      <a:picLocks noChangeAspect="1" noChangeArrowheads="1"/>
+                    </pic:cNvPicPr>
+                  </pic:nvPicPr>
+                  <pic:blipFill>
+                    <a:blip r:embed="rId6">
+                      <a:extLst>
+                        <a:ext uri="{28A0092B-C50C-407E-A947-70E740481C1C}">
+                          <a14:useLocalDpi xmlns:a14="http://schemas.microsoft.com/office/drawing/2010/main" val="0"/>
+                        </a:ext>
+                      </a:extLst>
+                    </a:blip>
+                    <a:srcRect/>
+                    <a:stretch>
+                      <a:fillRect/>
+                    </a:stretch>
+                  </pic:blipFill>
+                  <pic:spPr bwMode="auto">
+                    <a:xfrm>
+                      <a:off x="0" y="0"/>
+                      <a:ext cx="5398770" cy="1689735"/>
+                    </a:xfrm>
+                    <a:prstGeom prst="rect">
+                      <a:avLst/>
+                    </a:prstGeom>
+                    <a:noFill/>
+                    <a:ln>
+                      <a:noFill/>
+                    </a:ln>
+                  </pic:spPr>
+                </pic:pic>
+              </a:graphicData>
+            </a:graphic>
+          </wp:inline>
+        </w:drawing>
+      </w:r>
+    </w:p>
+    <w:p>
+      <w:r>
+        <w:rPr>
+          <w:b/>
+          <w:bCs/>
+        </w:rPr>
+        <w:t>Pseudocódigo</w:t>
+      </w:r>
+      <w:r>
+        <w:t>:</w:t>
+      </w:r>
+    </w:p>
+    <w:p>
+      <w:r>
+        <w:t>INÍCIO</w:t>
+      </w:r>
+    </w:p>
+    <w:p>
+      <w:r>
+        <w:t xml:space="preserve">Declarar </w:t>
+      </w:r>
+      <w:proofErr w:type="gramStart"/>
+      <w:r>
+        <w:t>num, sucessor</w:t>
+      </w:r>
+      <w:proofErr w:type="gramEnd"/>
+      <w:r>
+        <w:t>, antecessor como inteiros</w:t>
+      </w:r>
+    </w:p>
+    <w:p>
+      <w:r>
+        <w:t>Escrever "Digite um número:"</w:t>
+      </w:r>
+    </w:p>
+    <w:p>
+      <w:r>
+        <w:t>Ler nu</w:t>
+      </w:r>
+    </w:p>
+    <w:p>
+      <w:r>
+        <w:t>antecessor ← num - 1</w:t>
+      </w:r>
+    </w:p>
+    <w:p>
+      <w:r>
+        <w:t>sucessor ← num + 1</w:t>
+      </w:r>
+    </w:p>
+    <w:p>
+      <w:r>
+        <w:t>Escrever "O antecessor de", num, "é:", antecessor</w:t>
+      </w:r>
+    </w:p>
+    <w:p>
+      <w:r>
+        <w:t>Escrever "O sucessor é:", sucessor</w:t>
+      </w:r>
+    </w:p>
+    <w:p>
+      <w:r>
+        <w:t>FIM</w:t>
+      </w:r>
+    </w:p>
+    <w:p>
+      <w:pPr>
+        <w:rPr>
+          <w:b/>
+          <w:bCs/>
+        </w:rPr>
+      </w:pPr>
+      <w:r>
+        <w:rPr>
+          <w:b/>
+          <w:bCs/>
+        </w:rPr>
+        <w:t>Fluxograma:</w:t>
+      </w:r>
+    </w:p>
+    <w:p>
+      <w:pPr>
+        <w:rPr>
+          <w:b/>
+          <w:bCs/>
+        </w:rPr>
+      </w:pPr>
+      <w:r>
+        <w:rPr>
+          <w:b/>
+          <w:bCs/>
+          <w:noProof/>
+        </w:rPr>
+        <w:drawing>
+          <wp:inline distT="0" distB="0" distL="0" distR="0" wp14:anchorId="305A35B8" wp14:editId="2BB90D0B">
+            <wp:extent cx="1806854" cy="3541557"/>
+            <wp:effectExtent l="0" t="0" r="3175" b="1905"/>
+            <wp:docPr id="23" name="Imagem 23"/>
+            <wp:cNvGraphicFramePr>
+              <a:graphicFrameLocks xmlns:a="http://schemas.openxmlformats.org/drawingml/2006/main" noChangeAspect="1"/>
+            </wp:cNvGraphicFramePr>
+            <a:graphic xmlns:a="http://schemas.openxmlformats.org/drawingml/2006/main">
+              <a:graphicData uri="http://schemas.openxmlformats.org/drawingml/2006/picture">
+                <pic:pic xmlns:pic="http://schemas.openxmlformats.org/drawingml/2006/picture">
+                  <pic:nvPicPr>
+                    <pic:cNvPr id="0" name="Picture 23"/>
+                    <pic:cNvPicPr>
+                      <a:picLocks noChangeAspect="1" noChangeArrowheads="1"/>
+                    </pic:cNvPicPr>
+                  </pic:nvPicPr>
+                  <pic:blipFill>
+                    <a:blip r:embed="rId7">
+                      <a:extLst>
+                        <a:ext uri="{28A0092B-C50C-407E-A947-70E740481C1C}">
+                          <a14:useLocalDpi xmlns:a14="http://schemas.microsoft.com/office/drawing/2010/main" val="0"/>
+                        </a:ext>
+                      </a:extLst>
+                    </a:blip>
+                    <a:srcRect/>
+                    <a:stretch>
+                      <a:fillRect/>
+                    </a:stretch>
+                  </pic:blipFill>
+                  <pic:spPr bwMode="auto">
+                    <a:xfrm>
+                      <a:off x="0" y="0"/>
+                      <a:ext cx="1843151" cy="3612701"/>
+                    </a:xfrm>
+                    <a:prstGeom prst="rect">
+                      <a:avLst/>
+                    </a:prstGeom>
+                    <a:noFill/>
+                    <a:ln>
+                      <a:noFill/>
+                    </a:ln>
+                  </pic:spPr>
+                </pic:pic>
+              </a:graphicData>
+            </a:graphic>
+          </wp:inline>
+        </w:drawing>
+      </w:r>
+    </w:p>
+    <w:p>
+      <w:pPr>
+        <w:rPr>
+          <w:b/>
+          <w:bCs/>
+        </w:rPr>
+      </w:pPr>
+    </w:p>
+    <w:p>
+      <w:pPr>
+        <w:rPr>
+          <w:b/>
+          <w:bCs/>
+        </w:rPr>
+      </w:pPr>
+      <w:proofErr w:type="spellStart"/>
+      <w:r>
+        <w:rPr>
+          <w:b/>
+          <w:bCs/>
+        </w:rPr>
+        <w:t>Ex</w:t>
+      </w:r>
+      <w:proofErr w:type="spellEnd"/>
+      <w:r>
+        <w:rPr>
+          <w:b/>
+          <w:bCs/>
+        </w:rPr>
+        <w:t xml:space="preserve"> 3 – C++:</w:t>
+      </w:r>
+    </w:p>
+    <w:p>
+      <w:pPr>
+        <w:rPr>
+          <w:b/>
+          <w:bCs/>
+        </w:rPr>
+      </w:pPr>
+      <w:r>
+        <w:rPr>
+          <w:b/>
+          <w:bCs/>
+          <w:noProof/>
+        </w:rPr>
+        <w:drawing>
+          <wp:inline distT="0" distB="0" distL="0" distR="0" wp14:anchorId="6A5F2E41" wp14:editId="335FA0CA">
+            <wp:extent cx="5398770" cy="2216785"/>
+            <wp:effectExtent l="0" t="0" r="0" b="0"/>
+            <wp:docPr id="15" name="Imagem 15"/>
+            <wp:cNvGraphicFramePr>
+              <a:graphicFrameLocks xmlns:a="http://schemas.openxmlformats.org/drawingml/2006/main" noChangeAspect="1"/>
+            </wp:cNvGraphicFramePr>
+            <a:graphic xmlns:a="http://schemas.openxmlformats.org/drawingml/2006/main">
+              <a:graphicData uri="http://schemas.openxmlformats.org/drawingml/2006/picture">
+                <pic:pic xmlns:pic="http://schemas.openxmlformats.org/drawingml/2006/picture">
+                  <pic:nvPicPr>
+                    <pic:cNvPr id="0" name="Picture 15"/>
+                    <pic:cNvPicPr>
+                      <a:picLocks noChangeAspect="1" noChangeArrowheads="1"/>
+                    </pic:cNvPicPr>
+                  </pic:nvPicPr>
+                  <pic:blipFill>
+                    <a:blip r:embed="rId8">
+                      <a:extLst>
+                        <a:ext uri="{28A0092B-C50C-407E-A947-70E740481C1C}">
+                          <a14:useLocalDpi xmlns:a14="http://schemas.microsoft.com/office/drawing/2010/main" val="0"/>
+                        </a:ext>
+                      </a:extLst>
+                    </a:blip>
+                    <a:srcRect/>
+                    <a:stretch>
+                      <a:fillRect/>
+                    </a:stretch>
+                  </pic:blipFill>
+                  <pic:spPr bwMode="auto">
+                    <a:xfrm>
+                      <a:off x="0" y="0"/>
+                      <a:ext cx="5398770" cy="2216785"/>
+                    </a:xfrm>
+                    <a:prstGeom prst="rect">
+                      <a:avLst/>
+                    </a:prstGeom>
+                    <a:noFill/>
+                    <a:ln>
+                      <a:noFill/>
+                    </a:ln>
+                  </pic:spPr>
+                </pic:pic>
+              </a:graphicData>
+            </a:graphic>
+          </wp:inline>
+        </w:drawing>
+      </w:r>
+    </w:p>
+    <w:p>
+      <w:pPr>
+        <w:rPr>
+          <w:b/>
+          <w:bCs/>
+        </w:rPr>
+      </w:pPr>
+      <w:r>
+        <w:rPr>
+          <w:b/>
+          <w:bCs/>
+        </w:rPr>
+        <w:t>Pseudocódigo:</w:t>
+      </w:r>
+    </w:p>
+    <w:p>
+      <w:r>
+        <w:t>INÍCIO</w:t>
+      </w:r>
+    </w:p>
+    <w:p>
+      <w:r>
+        <w:t>Declarar n1, n2, n3, media como reais</w:t>
+      </w:r>
+    </w:p>
+    <w:p>
+      <w:r>
+        <w:t>Escrever "Digite o primeiro número:"</w:t>
+      </w:r>
+    </w:p>
+    <w:p>
+      <w:r>
+        <w:t>Ler n1</w:t>
+      </w:r>
+    </w:p>
+    <w:p>
+      <w:r>
+        <w:t>Escrever "Digite o segundo número:"</w:t>
+      </w:r>
+    </w:p>
+    <w:p>
+      <w:r>
+        <w:t>Ler n2</w:t>
+      </w:r>
+    </w:p>
+    <w:p>
+      <w:r>
+        <w:t>Escrever "Digite o terceiro número:"</w:t>
+      </w:r>
+    </w:p>
+    <w:p>
+      <w:r>
+        <w:t>Ler n3</w:t>
+      </w:r>
+    </w:p>
+    <w:p>
+      <w:r>
+        <w:t>media ← (n1 + n2 + n3) / 3</w:t>
+      </w:r>
+    </w:p>
+    <w:p>
+      <w:r>
+        <w:t>Escrever "A média dos números é:", media</w:t>
+      </w:r>
+    </w:p>
+    <w:p>
+      <w:r>
+        <w:t>FIM</w:t>
+      </w:r>
+    </w:p>
+    <w:p>
+      <w:pPr>
+        <w:rPr>
+          <w:b/>
+          <w:bCs/>
+        </w:rPr>
+      </w:pPr>
+      <w:r>
+        <w:rPr>
+          <w:b/>
+          <w:bCs/>
+        </w:rPr>
+        <w:t>Fluxograma:</w:t>
+      </w:r>
+    </w:p>
+    <w:p>
+      <w:pPr>
+        <w:rPr>
+          <w:b/>
+          <w:bCs/>
+        </w:rPr>
+      </w:pPr>
+      <w:r>
+        <w:rPr>
+          <w:b/>
+          <w:bCs/>
+          <w:noProof/>
+        </w:rPr>
+        <w:drawing>
+          <wp:inline distT="0" distB="0" distL="0" distR="0" wp14:anchorId="6D4B3D5D" wp14:editId="5B1A4977">
+            <wp:extent cx="987552" cy="2242633"/>
+            <wp:effectExtent l="0" t="0" r="3175" b="5715"/>
+            <wp:docPr id="24" name="Imagem 24"/>
+            <wp:cNvGraphicFramePr>
+              <a:graphicFrameLocks xmlns:a="http://schemas.openxmlformats.org/drawingml/2006/main" noChangeAspect="1"/>
+            </wp:cNvGraphicFramePr>
+            <a:graphic xmlns:a="http://schemas.openxmlformats.org/drawingml/2006/main">
+              <a:graphicData uri="http://schemas.openxmlformats.org/drawingml/2006/picture">
+                <pic:pic xmlns:pic="http://schemas.openxmlformats.org/drawingml/2006/picture">
+                  <pic:nvPicPr>
+                    <pic:cNvPr id="0" name="Picture 24"/>
+                    <pic:cNvPicPr>
+                      <a:picLocks noChangeAspect="1" noChangeArrowheads="1"/>
+                    </pic:cNvPicPr>
+                  </pic:nvPicPr>
+                  <pic:blipFill>
+                    <a:blip r:embed="rId9" cstate="print">
+                      <a:extLst>
+                        <a:ext uri="{28A0092B-C50C-407E-A947-70E740481C1C}">
+                          <a14:useLocalDpi xmlns:a14="http://schemas.microsoft.com/office/drawing/2010/main" val="0"/>
+                        </a:ext>
+                      </a:extLst>
+                    </a:blip>
+                    <a:srcRect/>
+                    <a:stretch>
+                      <a:fillRect/>
+                    </a:stretch>
+                  </pic:blipFill>
+                  <pic:spPr bwMode="auto">
+                    <a:xfrm>
+                      <a:off x="0" y="0"/>
+                      <a:ext cx="1024326" cy="2326143"/>
+                    </a:xfrm>
+                    <a:prstGeom prst="rect">
+                      <a:avLst/>
+                    </a:prstGeom>
+                    <a:noFill/>
+                    <a:ln>
+                      <a:noFill/>
+                    </a:ln>
+                  </pic:spPr>
+                </pic:pic>
+              </a:graphicData>
+            </a:graphic>
+          </wp:inline>
+        </w:drawing>
+      </w:r>
+    </w:p>
+    <w:p>
+      <w:pPr>
+        <w:rPr>
+          <w:b/>
+          <w:bCs/>
+        </w:rPr>
+      </w:pPr>
+    </w:p>
+    <w:p>
+      <w:pPr>
+        <w:rPr>
+          <w:b/>
+          <w:bCs/>
+        </w:rPr>
+      </w:pPr>
+      <w:proofErr w:type="spellStart"/>
+      <w:r>
+        <w:rPr>
+          <w:b/>
+          <w:bCs/>
+        </w:rPr>
+        <w:t>Ex</w:t>
+      </w:r>
+      <w:proofErr w:type="spellEnd"/>
+      <w:r>
+        <w:rPr>
+          <w:b/>
+          <w:bCs/>
+        </w:rPr>
+        <w:t xml:space="preserve"> </w:t>
+      </w:r>
+      <w:r>
+        <w:rPr>
+          <w:b/>
+          <w:bCs/>
+        </w:rPr>
+        <w:t>4</w:t>
+      </w:r>
+      <w:r>
+        <w:rPr>
+          <w:b/>
+          <w:bCs/>
+        </w:rPr>
+        <w:t xml:space="preserve"> – C++:</w:t>
+      </w:r>
+    </w:p>
+    <w:p>
+      <w:pPr>
+        <w:rPr>
+          <w:b/>
+          <w:bCs/>
+        </w:rPr>
+      </w:pPr>
+      <w:r>
+        <w:rPr>
+          <w:b/>
+          <w:bCs/>
+          <w:noProof/>
+        </w:rPr>
+        <w:drawing>
+          <wp:inline distT="0" distB="0" distL="0" distR="0" wp14:anchorId="52FBC41F" wp14:editId="5FAE37B2">
+            <wp:extent cx="5164455" cy="2362835"/>
+            <wp:effectExtent l="0" t="0" r="0" b="0"/>
+            <wp:docPr id="16" name="Imagem 16"/>
+            <wp:cNvGraphicFramePr>
+              <a:graphicFrameLocks xmlns:a="http://schemas.openxmlformats.org/drawingml/2006/main" noChangeAspect="1"/>
+            </wp:cNvGraphicFramePr>
+            <a:graphic xmlns:a="http://schemas.openxmlformats.org/drawingml/2006/main">
+              <a:graphicData uri="http://schemas.openxmlformats.org/drawingml/2006/picture">
+                <pic:pic xmlns:pic="http://schemas.openxmlformats.org/drawingml/2006/picture">
+                  <pic:nvPicPr>
+                    <pic:cNvPr id="0" name="Picture 16"/>
+                    <pic:cNvPicPr>
+                      <a:picLocks noChangeAspect="1" noChangeArrowheads="1"/>
+                    </pic:cNvPicPr>
+                  </pic:nvPicPr>
+                  <pic:blipFill>
+                    <a:blip r:embed="rId10">
+                      <a:extLst>
+                        <a:ext uri="{28A0092B-C50C-407E-A947-70E740481C1C}">
+                          <a14:useLocalDpi xmlns:a14="http://schemas.microsoft.com/office/drawing/2010/main" val="0"/>
+                        </a:ext>
+                      </a:extLst>
+                    </a:blip>
+                    <a:srcRect/>
+                    <a:stretch>
+                      <a:fillRect/>
+                    </a:stretch>
+                  </pic:blipFill>
+                  <pic:spPr bwMode="auto">
+                    <a:xfrm>
+                      <a:off x="0" y="0"/>
+                      <a:ext cx="5164455" cy="2362835"/>
+                    </a:xfrm>
+                    <a:prstGeom prst="rect">
+                      <a:avLst/>
+                    </a:prstGeom>
+                    <a:noFill/>
+                    <a:ln>
+                      <a:noFill/>
+                    </a:ln>
+                  </pic:spPr>
+                </pic:pic>
+              </a:graphicData>
+            </a:graphic>
+          </wp:inline>
+        </w:drawing>
+      </w:r>
+    </w:p>
+    <w:p>
+      <w:pPr>
+        <w:rPr>
+          <w:b/>
+          <w:bCs/>
+        </w:rPr>
+      </w:pPr>
+      <w:r>
+        <w:rPr>
+          <w:b/>
+          <w:bCs/>
+        </w:rPr>
+        <w:t>Pseudocódigo:</w:t>
+      </w:r>
+    </w:p>
+    <w:p>
+      <w:r>
+        <w:t>INÍCIO</w:t>
+      </w:r>
+    </w:p>
+    <w:p>
+      <w:r>
+        <w:t xml:space="preserve">Declarar metros, </w:t>
+      </w:r>
+      <w:proofErr w:type="spellStart"/>
+      <w:r>
+        <w:t>centimetros</w:t>
+      </w:r>
+      <w:proofErr w:type="spellEnd"/>
+      <w:r>
+        <w:t xml:space="preserve"> como reais</w:t>
+      </w:r>
+    </w:p>
+    <w:p>
+      <w:r>
+        <w:t>Escrever "Digite quantos metros:"</w:t>
+      </w:r>
+    </w:p>
+    <w:p>
+      <w:r>
+        <w:t>Ler metros</w:t>
+      </w:r>
+    </w:p>
+    <w:p>
+      <w:proofErr w:type="spellStart"/>
+      <w:r>
+        <w:t>centimetros</w:t>
+      </w:r>
+      <w:proofErr w:type="spellEnd"/>
+      <w:r>
+        <w:t xml:space="preserve"> ← metros × 100</w:t>
+      </w:r>
+    </w:p>
+    <w:p>
+      <w:r>
+        <w:t xml:space="preserve">Escrever metros, "metros tem", </w:t>
+      </w:r>
+      <w:proofErr w:type="spellStart"/>
+      <w:r>
+        <w:t>centimetros</w:t>
+      </w:r>
+      <w:proofErr w:type="spellEnd"/>
+      <w:r>
+        <w:t>, "centímetros"</w:t>
+      </w:r>
+    </w:p>
+    <w:p>
+      <w:r>
+        <w:t>FIM</w:t>
+      </w:r>
+    </w:p>
+    <w:p>
+      <w:pPr>
+        <w:rPr>
+          <w:b/>
+          <w:bCs/>
+        </w:rPr>
+      </w:pPr>
+      <w:r>
+        <w:rPr>
+          <w:b/>
+          <w:bCs/>
+        </w:rPr>
+        <w:t>Fluxograma:</w:t>
+      </w:r>
+    </w:p>
+    <w:p>
+      <w:pPr>
+        <w:rPr>
+          <w:b/>
+          <w:bCs/>
+        </w:rPr>
+      </w:pPr>
+      <w:r>
+        <w:rPr>
+          <w:b/>
+          <w:bCs/>
+          <w:noProof/>
+        </w:rPr>
+        <w:drawing>
+          <wp:inline distT="0" distB="0" distL="0" distR="0" wp14:anchorId="73673E29" wp14:editId="183DC6BF">
+            <wp:extent cx="2201875" cy="3238262"/>
+            <wp:effectExtent l="0" t="0" r="8255" b="635"/>
+            <wp:docPr id="25" name="Imagem 25"/>
+            <wp:cNvGraphicFramePr>
+              <a:graphicFrameLocks xmlns:a="http://schemas.openxmlformats.org/drawingml/2006/main" noChangeAspect="1"/>
+            </wp:cNvGraphicFramePr>
+            <a:graphic xmlns:a="http://schemas.openxmlformats.org/drawingml/2006/main">
+              <a:graphicData uri="http://schemas.openxmlformats.org/drawingml/2006/picture">
+                <pic:pic xmlns:pic="http://schemas.openxmlformats.org/drawingml/2006/picture">
+                  <pic:nvPicPr>
+                    <pic:cNvPr id="0" name="Picture 25"/>
+                    <pic:cNvPicPr>
+                      <a:picLocks noChangeAspect="1" noChangeArrowheads="1"/>
+                    </pic:cNvPicPr>
+                  </pic:nvPicPr>
+                  <pic:blipFill>
+                    <a:blip r:embed="rId11">
+                      <a:extLst>
+                        <a:ext uri="{28A0092B-C50C-407E-A947-70E740481C1C}">
+                          <a14:useLocalDpi xmlns:a14="http://schemas.microsoft.com/office/drawing/2010/main" val="0"/>
+                        </a:ext>
+                      </a:extLst>
+                    </a:blip>
+                    <a:srcRect/>
+                    <a:stretch>
+                      <a:fillRect/>
+                    </a:stretch>
+                  </pic:blipFill>
+                  <pic:spPr bwMode="auto">
+                    <a:xfrm>
+                      <a:off x="0" y="0"/>
+                      <a:ext cx="2216000" cy="3259036"/>
+                    </a:xfrm>
+                    <a:prstGeom prst="rect">
+                      <a:avLst/>
+                    </a:prstGeom>
+                    <a:noFill/>
+                    <a:ln>
+                      <a:noFill/>
+                    </a:ln>
+                  </pic:spPr>
+                </pic:pic>
+              </a:graphicData>
+            </a:graphic>
+          </wp:inline>
+        </w:drawing>
+      </w:r>
+    </w:p>
+    <w:p>
+      <w:pPr>
+        <w:rPr>
+          <w:b/>
+          <w:bCs/>
+        </w:rPr>
+      </w:pPr>
+      <w:proofErr w:type="spellStart"/>
+      <w:r>
+        <w:rPr>
+          <w:b/>
+          <w:bCs/>
+        </w:rPr>
+        <w:lastRenderedPageBreak/>
+        <w:t>Ex</w:t>
+      </w:r>
+      <w:proofErr w:type="spellEnd"/>
+      <w:r>
+        <w:rPr>
+          <w:b/>
+          <w:bCs/>
+        </w:rPr>
+        <w:t xml:space="preserve"> </w:t>
+      </w:r>
+      <w:r>
+        <w:rPr>
+          <w:b/>
+          <w:bCs/>
+        </w:rPr>
+        <w:t>5</w:t>
+      </w:r>
+      <w:r>
+        <w:rPr>
+          <w:b/>
+          <w:bCs/>
+        </w:rPr>
+        <w:t xml:space="preserve"> – C++:</w:t>
+      </w:r>
+    </w:p>
+    <w:p>
+      <w:pPr>
+        <w:rPr>
+          <w:b/>
+          <w:bCs/>
+        </w:rPr>
+      </w:pPr>
+      <w:r>
+        <w:rPr>
+          <w:b/>
+          <w:bCs/>
+          <w:noProof/>
+        </w:rPr>
+        <w:drawing>
+          <wp:inline distT="0" distB="0" distL="0" distR="0" wp14:anchorId="2C04BD5D" wp14:editId="67A788F2">
+            <wp:extent cx="4060190" cy="2684780"/>
+            <wp:effectExtent l="0" t="0" r="0" b="1270"/>
+            <wp:docPr id="18" name="Imagem 18"/>
+            <wp:cNvGraphicFramePr>
+              <a:graphicFrameLocks xmlns:a="http://schemas.openxmlformats.org/drawingml/2006/main" noChangeAspect="1"/>
+            </wp:cNvGraphicFramePr>
+            <a:graphic xmlns:a="http://schemas.openxmlformats.org/drawingml/2006/main">
+              <a:graphicData uri="http://schemas.openxmlformats.org/drawingml/2006/picture">
+                <pic:pic xmlns:pic="http://schemas.openxmlformats.org/drawingml/2006/picture">
+                  <pic:nvPicPr>
+                    <pic:cNvPr id="0" name="Picture 18"/>
+                    <pic:cNvPicPr>
+                      <a:picLocks noChangeAspect="1" noChangeArrowheads="1"/>
+                    </pic:cNvPicPr>
+                  </pic:nvPicPr>
+                  <pic:blipFill>
+                    <a:blip r:embed="rId12">
+                      <a:extLst>
+                        <a:ext uri="{28A0092B-C50C-407E-A947-70E740481C1C}">
+                          <a14:useLocalDpi xmlns:a14="http://schemas.microsoft.com/office/drawing/2010/main" val="0"/>
+                        </a:ext>
+                      </a:extLst>
+                    </a:blip>
+                    <a:srcRect/>
+                    <a:stretch>
+                      <a:fillRect/>
+                    </a:stretch>
+                  </pic:blipFill>
+                  <pic:spPr bwMode="auto">
+                    <a:xfrm>
+                      <a:off x="0" y="0"/>
+                      <a:ext cx="4060190" cy="2684780"/>
+                    </a:xfrm>
+                    <a:prstGeom prst="rect">
+                      <a:avLst/>
+                    </a:prstGeom>
+                    <a:noFill/>
+                    <a:ln>
+                      <a:noFill/>
+                    </a:ln>
+                  </pic:spPr>
+                </pic:pic>
+              </a:graphicData>
+            </a:graphic>
+          </wp:inline>
+        </w:drawing>
+      </w:r>
+    </w:p>
+    <w:p>
+      <w:pPr>
+        <w:rPr>
+          <w:b/>
+          <w:bCs/>
+        </w:rPr>
+      </w:pPr>
+      <w:r>
+        <w:rPr>
+          <w:b/>
+          <w:bCs/>
+        </w:rPr>
+        <w:t>Pseudocódigo:</w:t>
+      </w:r>
+    </w:p>
+    <w:p>
+      <w:r>
+        <w:t>INÍCIO</w:t>
+      </w:r>
+    </w:p>
+    <w:p>
+      <w:r>
+        <w:t xml:space="preserve">Declarar base, altura, </w:t>
+      </w:r>
+      <w:proofErr w:type="spellStart"/>
+      <w:r>
+        <w:t>area</w:t>
+      </w:r>
+      <w:proofErr w:type="spellEnd"/>
+      <w:r>
+        <w:t xml:space="preserve"> como reais</w:t>
+      </w:r>
+    </w:p>
+    <w:p>
+      <w:r>
+        <w:t>Escrever "Qual a base?"</w:t>
+      </w:r>
+    </w:p>
+    <w:p>
+      <w:r>
+        <w:t>Ler base</w:t>
+      </w:r>
+    </w:p>
+    <w:p>
+      <w:r>
+        <w:t>Escrever "Qual a altura?"</w:t>
+      </w:r>
+    </w:p>
+    <w:p>
+      <w:r>
+        <w:t>Ler altura</w:t>
+      </w:r>
+    </w:p>
+    <w:p>
+      <w:proofErr w:type="spellStart"/>
+      <w:r>
+        <w:t>area</w:t>
+      </w:r>
+      <w:proofErr w:type="spellEnd"/>
+      <w:r>
+        <w:t xml:space="preserve"> ← base × altura</w:t>
+      </w:r>
+    </w:p>
+    <w:p>
+      <w:r>
+        <w:t xml:space="preserve">Escrever "A área do retângulo é:", </w:t>
+      </w:r>
+      <w:proofErr w:type="spellStart"/>
+      <w:r>
+        <w:t>area</w:t>
+      </w:r>
+      <w:proofErr w:type="spellEnd"/>
+    </w:p>
+    <w:p>
+      <w:r>
+        <w:t>FIM</w:t>
+      </w:r>
+    </w:p>
+    <w:p>
+      <w:pPr>
+        <w:rPr>
+          <w:b/>
+          <w:bCs/>
+        </w:rPr>
+      </w:pPr>
+      <w:r>
+        <w:rPr>
+          <w:b/>
+          <w:bCs/>
+        </w:rPr>
+        <w:t>Fluxograma:</w:t>
+      </w:r>
+    </w:p>
+    <w:p>
+      <w:pPr>
+        <w:rPr>
+          <w:b/>
+          <w:bCs/>
+        </w:rPr>
+      </w:pPr>
+      <w:r>
+        <w:rPr>
+          <w:b/>
+          <w:bCs/>
+          <w:noProof/>
+        </w:rPr>
+        <w:drawing>
+          <wp:inline distT="0" distB="0" distL="0" distR="0" wp14:anchorId="5F69DABD" wp14:editId="682ADE1E">
+            <wp:extent cx="1580083" cy="2602091"/>
+            <wp:effectExtent l="0" t="0" r="1270" b="8255"/>
+            <wp:docPr id="26" name="Imagem 26"/>
+            <wp:cNvGraphicFramePr>
+              <a:graphicFrameLocks xmlns:a="http://schemas.openxmlformats.org/drawingml/2006/main" noChangeAspect="1"/>
+            </wp:cNvGraphicFramePr>
+            <a:graphic xmlns:a="http://schemas.openxmlformats.org/drawingml/2006/main">
+              <a:graphicData uri="http://schemas.openxmlformats.org/drawingml/2006/picture">
+                <pic:pic xmlns:pic="http://schemas.openxmlformats.org/drawingml/2006/picture">
+                  <pic:nvPicPr>
+                    <pic:cNvPr id="0" name="Picture 26"/>
+                    <pic:cNvPicPr>
+                      <a:picLocks noChangeAspect="1" noChangeArrowheads="1"/>
+                    </pic:cNvPicPr>
+                  </pic:nvPicPr>
+                  <pic:blipFill>
+                    <a:blip r:embed="rId13">
+                      <a:extLst>
+                        <a:ext uri="{28A0092B-C50C-407E-A947-70E740481C1C}">
+                          <a14:useLocalDpi xmlns:a14="http://schemas.microsoft.com/office/drawing/2010/main" val="0"/>
+                        </a:ext>
+                      </a:extLst>
+                    </a:blip>
+                    <a:srcRect/>
+                    <a:stretch>
+                      <a:fillRect/>
+                    </a:stretch>
+                  </pic:blipFill>
+                  <pic:spPr bwMode="auto">
+                    <a:xfrm>
+                      <a:off x="0" y="0"/>
+                      <a:ext cx="1588031" cy="2615180"/>
+                    </a:xfrm>
+                    <a:prstGeom prst="rect">
+                      <a:avLst/>
+                    </a:prstGeom>
+                    <a:noFill/>
+                    <a:ln>
+                      <a:noFill/>
+                    </a:ln>
+                  </pic:spPr>
+                </pic:pic>
+              </a:graphicData>
+            </a:graphic>
+          </wp:inline>
+        </w:drawing>
+      </w:r>
+    </w:p>
+    <w:p>
+      <w:pPr>
+        <w:rPr>
+          <w:b/>
+          <w:bCs/>
+        </w:rPr>
+      </w:pPr>
+      <w:proofErr w:type="spellStart"/>
+      <w:r>
+        <w:rPr>
+          <w:b/>
+          <w:bCs/>
+        </w:rPr>
+        <w:lastRenderedPageBreak/>
+        <w:t>Ex</w:t>
+      </w:r>
+      <w:proofErr w:type="spellEnd"/>
+      <w:r>
+        <w:rPr>
+          <w:b/>
+          <w:bCs/>
+        </w:rPr>
+        <w:t xml:space="preserve"> </w:t>
+      </w:r>
+      <w:r>
+        <w:rPr>
+          <w:b/>
+          <w:bCs/>
+        </w:rPr>
+        <w:t>6</w:t>
+      </w:r>
+      <w:r>
+        <w:rPr>
+          <w:b/>
+          <w:bCs/>
+        </w:rPr>
+        <w:t xml:space="preserve"> – C++:</w:t>
+      </w:r>
+    </w:p>
+    <w:p>
+      <w:pPr>
+        <w:rPr>
+          <w:b/>
+          <w:bCs/>
+        </w:rPr>
+      </w:pPr>
+      <w:r>
+        <w:rPr>
+          <w:b/>
+          <w:bCs/>
+          <w:noProof/>
+        </w:rPr>
+        <w:drawing>
+          <wp:inline distT="0" distB="0" distL="0" distR="0" wp14:anchorId="25FFC28D" wp14:editId="3C18BD8A">
+            <wp:extent cx="3774440" cy="2574925"/>
+            <wp:effectExtent l="0" t="0" r="0" b="0"/>
+            <wp:docPr id="19" name="Imagem 19"/>
+            <wp:cNvGraphicFramePr>
+              <a:graphicFrameLocks xmlns:a="http://schemas.openxmlformats.org/drawingml/2006/main" noChangeAspect="1"/>
+            </wp:cNvGraphicFramePr>
+            <a:graphic xmlns:a="http://schemas.openxmlformats.org/drawingml/2006/main">
+              <a:graphicData uri="http://schemas.openxmlformats.org/drawingml/2006/picture">
+                <pic:pic xmlns:pic="http://schemas.openxmlformats.org/drawingml/2006/picture">
+                  <pic:nvPicPr>
+                    <pic:cNvPr id="0" name="Picture 19"/>
+                    <pic:cNvPicPr>
+                      <a:picLocks noChangeAspect="1" noChangeArrowheads="1"/>
+                    </pic:cNvPicPr>
+                  </pic:nvPicPr>
+                  <pic:blipFill>
+                    <a:blip r:embed="rId14">
+                      <a:extLst>
+                        <a:ext uri="{28A0092B-C50C-407E-A947-70E740481C1C}">
+                          <a14:useLocalDpi xmlns:a14="http://schemas.microsoft.com/office/drawing/2010/main" val="0"/>
+                        </a:ext>
+                      </a:extLst>
+                    </a:blip>
+                    <a:srcRect/>
+                    <a:stretch>
+                      <a:fillRect/>
+                    </a:stretch>
+                  </pic:blipFill>
+                  <pic:spPr bwMode="auto">
+                    <a:xfrm>
+                      <a:off x="0" y="0"/>
+                      <a:ext cx="3774440" cy="2574925"/>
+                    </a:xfrm>
+                    <a:prstGeom prst="rect">
+                      <a:avLst/>
+                    </a:prstGeom>
+                    <a:noFill/>
+                    <a:ln>
+                      <a:noFill/>
+                    </a:ln>
+                  </pic:spPr>
+                </pic:pic>
+              </a:graphicData>
+            </a:graphic>
+          </wp:inline>
+        </w:drawing>
+      </w:r>
+    </w:p>
+    <w:p>
+      <w:pPr>
+        <w:rPr>
+          <w:b/>
+          <w:bCs/>
+        </w:rPr>
+      </w:pPr>
+      <w:r>
+        <w:rPr>
+          <w:b/>
+          <w:bCs/>
+        </w:rPr>
+        <w:t>Pseudocódigo:</w:t>
+      </w:r>
+    </w:p>
+    <w:p>
+      <w:r>
+        <w:t>INÍCIO</w:t>
+      </w:r>
+    </w:p>
+    <w:p>
+      <w:r>
+        <w:t xml:space="preserve">Declarar raio, </w:t>
+      </w:r>
+      <w:proofErr w:type="spellStart"/>
+      <w:r>
+        <w:t>area</w:t>
+      </w:r>
+      <w:proofErr w:type="spellEnd"/>
+      <w:r>
+        <w:t>, pi como reais</w:t>
+      </w:r>
+    </w:p>
+    <w:p>
+      <w:r>
+        <w:t>Escrever "Qual o raio?"</w:t>
+      </w:r>
+    </w:p>
+    <w:p>
+      <w:r>
+        <w:t>Ler raio</w:t>
+      </w:r>
+    </w:p>
+    <w:p>
+      <w:pPr>
+        <w:rPr>
+          <w:lang w:val="en-US"/>
+        </w:rPr>
+      </w:pPr>
+      <w:r>
+        <w:rPr>
+          <w:lang w:val="en-US"/>
+        </w:rPr>
+        <w:t>pi ← 3.1</w:t>
+      </w:r>
+    </w:p>
+    <w:p>
+      <w:pPr>
+        <w:rPr>
+          <w:lang w:val="en-US"/>
+        </w:rPr>
+      </w:pPr>
+      <w:r>
+        <w:rPr>
+          <w:lang w:val="en-US"/>
+        </w:rPr>
+        <w:t>area ← pi × (</w:t>
+      </w:r>
+      <w:proofErr w:type="spellStart"/>
+      <w:r>
+        <w:rPr>
+          <w:lang w:val="en-US"/>
+        </w:rPr>
+        <w:t>raio</w:t>
+      </w:r>
+      <w:proofErr w:type="spellEnd"/>
+      <w:r>
+        <w:rPr>
+          <w:lang w:val="en-US"/>
+        </w:rPr>
+        <w:t xml:space="preserve"> × </w:t>
+      </w:r>
+      <w:proofErr w:type="spellStart"/>
+      <w:r>
+        <w:rPr>
+          <w:lang w:val="en-US"/>
+        </w:rPr>
+        <w:t>raio</w:t>
+      </w:r>
+      <w:proofErr w:type="spellEnd"/>
+      <w:r>
+        <w:rPr>
+          <w:lang w:val="en-US"/>
+        </w:rPr>
+        <w:t>)</w:t>
+      </w:r>
+    </w:p>
+    <w:p>
+      <w:r>
+        <w:t xml:space="preserve">Escrever "A área do círculo é:", </w:t>
+      </w:r>
+      <w:proofErr w:type="spellStart"/>
+      <w:r>
+        <w:t>area</w:t>
+      </w:r>
+      <w:proofErr w:type="spellEnd"/>
+    </w:p>
+    <w:p>
+      <w:r>
+        <w:t>FIM</w:t>
+      </w:r>
+    </w:p>
+    <w:p>
+      <w:pPr>
+        <w:rPr>
+          <w:b/>
+          <w:bCs/>
+        </w:rPr>
+      </w:pPr>
+      <w:r>
+        <w:rPr>
+          <w:b/>
+          <w:bCs/>
+        </w:rPr>
+        <w:t>Fluxograma:</w:t>
+      </w:r>
+    </w:p>
+    <w:p>
+      <w:pPr>
+        <w:rPr>
+          <w:b/>
+          <w:bCs/>
+        </w:rPr>
+      </w:pPr>
+      <w:r>
+        <w:rPr>
+          <w:b/>
+          <w:bCs/>
+          <w:noProof/>
+        </w:rPr>
+        <w:drawing>
+          <wp:inline distT="0" distB="0" distL="0" distR="0" wp14:anchorId="5D030D4E" wp14:editId="70456E64">
+            <wp:extent cx="2028926" cy="3035808"/>
+            <wp:effectExtent l="0" t="0" r="0" b="0"/>
+            <wp:docPr id="28" name="Imagem 28"/>
+            <wp:cNvGraphicFramePr>
+              <a:graphicFrameLocks xmlns:a="http://schemas.openxmlformats.org/drawingml/2006/main" noChangeAspect="1"/>
+            </wp:cNvGraphicFramePr>
+            <a:graphic xmlns:a="http://schemas.openxmlformats.org/drawingml/2006/main">
+              <a:graphicData uri="http://schemas.openxmlformats.org/drawingml/2006/picture">
+                <pic:pic xmlns:pic="http://schemas.openxmlformats.org/drawingml/2006/picture">
+                  <pic:nvPicPr>
+                    <pic:cNvPr id="0" name="Picture 28"/>
+                    <pic:cNvPicPr>
+                      <a:picLocks noChangeAspect="1" noChangeArrowheads="1"/>
+                    </pic:cNvPicPr>
+                  </pic:nvPicPr>
+                  <pic:blipFill>
+                    <a:blip r:embed="rId15">
+                      <a:extLst>
+                        <a:ext uri="{28A0092B-C50C-407E-A947-70E740481C1C}">
+                          <a14:useLocalDpi xmlns:a14="http://schemas.microsoft.com/office/drawing/2010/main" val="0"/>
+                        </a:ext>
+                      </a:extLst>
+                    </a:blip>
+                    <a:srcRect/>
+                    <a:stretch>
+                      <a:fillRect/>
+                    </a:stretch>
+                  </pic:blipFill>
+                  <pic:spPr bwMode="auto">
+                    <a:xfrm>
+                      <a:off x="0" y="0"/>
+                      <a:ext cx="2045082" cy="3059981"/>
+                    </a:xfrm>
+                    <a:prstGeom prst="rect">
+                      <a:avLst/>
+                    </a:prstGeom>
+                    <a:noFill/>
+                    <a:ln>
+                      <a:noFill/>
+                    </a:ln>
+                  </pic:spPr>
+                </pic:pic>
+              </a:graphicData>
+            </a:graphic>
+          </wp:inline>
+        </w:drawing>
       </w:r>
     </w:p>
     <w:sectPr>
